--- a/downloads/handouts/Unit 01/Handout 01.13 - Nacho Label Math.docx
+++ b/downloads/handouts/Unit 01/Handout 01.13 - Nacho Label Math.docx
@@ -677,8 +677,11 @@
       </w:r>
     </w:p>
     <w:p>
-      <w:r>
-        <w:br w:type="page"/>
+      <w:pPr>
+        <w:pStyle w:val="BodyText"/>
+      </w:pPr>
+      <w:r>
+        <w:t xml:space="preserve">_____________________________________________________________________________</w:t>
       </w:r>
     </w:p>
     <w:p>

--- a/downloads/handouts/Unit 01/Handout 01.13 - Nacho Label Math.docx
+++ b/downloads/handouts/Unit 01/Handout 01.13 - Nacho Label Math.docx
@@ -41,7 +41,7 @@
         <w:t xml:space="preserve"> </w:t>
       </w:r>
       <w:r>
-        <w:t xml:space="preserve">One per student. The Label Reader leads; everyone computes. A calculator is allowed.</w:t>
+        <w:t xml:space="preserve">One per student. The Toppings Chief leads; everyone computes. A calculator is allowed.</w:t>
       </w:r>
     </w:p>
     <w:p>
@@ -88,12 +88,72 @@
         <w:t xml:space="preserve"> </w:t>
       </w:r>
       <w:r>
-        <w:t xml:space="preserve">Use the four packages on your counter (chip bag, cheese bag, bean can, corn can). Find the serving size and the sodium per serving on each Nutrition Facts label. Then multiply by the number of servings OUR STATION puts in the pan (that number is already in the table; it is not the same as servings per container). Add. Divide by 7. Add the salsa bar. Compare to a whole day.</w:t>
-      </w:r>
-    </w:p>
-    <w:p>
-      <w:pPr>
-        <w:pStyle w:val="BodyText"/>
+        <w:t xml:space="preserve">Use the four packages on your counter (chip bag, cheese bag, bean can, corn can).</w:t>
+      </w:r>
+    </w:p>
+    <w:p>
+      <w:pPr>
+        <w:numPr>
+          <w:ilvl w:val="0"/>
+          <w:numId w:val="1001"/>
+        </w:numPr>
+        <w:pStyle w:val="Compact"/>
+      </w:pPr>
+      <w:r>
+        <w:t xml:space="preserve">The teacher does the chips line on the board.</w:t>
+      </w:r>
+    </w:p>
+    <w:p>
+      <w:pPr>
+        <w:numPr>
+          <w:ilvl w:val="0"/>
+          <w:numId w:val="1001"/>
+        </w:numPr>
+        <w:pStyle w:val="Compact"/>
+      </w:pPr>
+      <w:r>
+        <w:t xml:space="preserve">Your station does ONE more line: Station 1 does cheese, Station 2 does beans, Station 3 does corn. Find the serving size and the sodium per serving on that Nutrition Facts label.</w:t>
+      </w:r>
+    </w:p>
+    <w:p>
+      <w:pPr>
+        <w:numPr>
+          <w:ilvl w:val="0"/>
+          <w:numId w:val="1001"/>
+        </w:numPr>
+        <w:pStyle w:val="Compact"/>
+      </w:pPr>
+      <w:r>
+        <w:t xml:space="preserve">Multiply the sodium per serving by the number of servings OUR STATION puts in the pan. That number is already in the table. It is not the same as servings per container.</w:t>
+      </w:r>
+    </w:p>
+    <w:p>
+      <w:pPr>
+        <w:numPr>
+          <w:ilvl w:val="0"/>
+          <w:numId w:val="1001"/>
+        </w:numPr>
+        <w:pStyle w:val="Compact"/>
+      </w:pPr>
+      <w:r>
+        <w:t xml:space="preserve">Report your number. Copy the other lines from the board.</w:t>
+      </w:r>
+    </w:p>
+    <w:p>
+      <w:pPr>
+        <w:numPr>
+          <w:ilvl w:val="0"/>
+          <w:numId w:val="1001"/>
+        </w:numPr>
+        <w:pStyle w:val="Compact"/>
+      </w:pPr>
+      <w:r>
+        <w:t xml:space="preserve">Then everyone: add the four lines. Divide by 7. Add the salsa bar. Compare to a whole day.</w:t>
+      </w:r>
+    </w:p>
+    <w:p>
+      <w:pPr>
+        <w:pStyle w:val="FirstParagraph"/>
       </w:pPr>
       <w:r>
         <w:t xml:space="preserve">The numbers printed below are typical store brand numbers.</w:t>
@@ -681,7 +741,7 @@
         <w:pStyle w:val="BodyText"/>
       </w:pPr>
       <w:r>
-        <w:t xml:space="preserve">_____________________________________________________________________________</w:t>
+        <w:t xml:space="preserve">More: _____________________________________________________________________________</w:t>
       </w:r>
     </w:p>
     <w:p>
@@ -715,7 +775,7 @@
         <w:t xml:space="preserve"> </w:t>
       </w:r>
       <w:r>
-        <w:t xml:space="preserve">If you could change ONE ingredient to cut the sodium most, which one and what would you swap it for? (Ideas: low sodium beans, about 130 mg per serving; no salt added corn, about 10 mg; a reduced sodium chip, about 65 mg; less cheese.)</w:t>
+        <w:t xml:space="preserve">You can change ONE ingredient to cut the sodium the most. (a) Which one? (b) What would you swap it for? (Ideas: low sodium beans, about 130 mg per serving; no salt added corn, about 10 mg; a reduced sodium chip, about 65 mg; less cheese.)</w:t>
       </w:r>
     </w:p>
     <w:p>
@@ -731,13 +791,13 @@
         <w:pStyle w:val="BodyText"/>
       </w:pPr>
       <w:r>
-        <w:t xml:space="preserve">Grade 8 stretch: do the same table for calories and for saturated fat. Whole pan calories: ______. Per person: ______. Saturated fat per person: ______ g, which is ______% of the daily value (20 g).</w:t>
+        <w:t xml:space="preserve">Grade 8 stretch: Do the same table for calories and for saturated fat. Whole pan calories: ______. Per person: ______. Saturated fat per person: ______ g, which is ______% of the daily value (20 g).</w:t>
       </w:r>
     </w:p>
     <w:sectPr>
       <w:headerReference w:type="default" r:id="rId9"/>
       <w:pgSz w:w="12240" w:h="15840"/>
-      <w:pgMar w:top="1440" w:bottom="1440" w:left="1440" w:right="1440" w:header="504"/>
+      <w:pgMar w:top="1296" w:bottom="1296" w:left="1296" w:right="1296" w:header="504"/>
     </w:sectPr>
   </w:body>
 </w:document>
@@ -916,8 +976,150 @@
       </w:pPr>
     </w:lvl>
   </w:abstractNum>
+  <w:abstractNum w:abstractNumId="99411">
+    <w:nsid w:val="ea454b4c"/>
+    <w:multiLevelType w:val="multilevel"/>
+    <w:lvl w:ilvl="0">
+      <w:start w:val="1"/>
+      <w:numFmt w:val="decimal"/>
+      <w:lvlText w:val="%1."/>
+      <w:lvlJc w:val="left"/>
+      <w:pPr>
+        <w:tabs>
+          <w:tab w:val="num" w:pos="0"/>
+        </w:tabs>
+        <w:ind w:left="480" w:hanging="480"/>
+      </w:pPr>
+    </w:lvl>
+    <w:lvl w:ilvl="1">
+      <w:start w:val="1"/>
+      <w:numFmt w:val="decimal"/>
+      <w:lvlText w:val="%2."/>
+      <w:lvlJc w:val="left"/>
+      <w:pPr>
+        <w:tabs>
+          <w:tab w:val="num" w:pos="720"/>
+        </w:tabs>
+        <w:ind w:left="1200" w:hanging="480"/>
+      </w:pPr>
+    </w:lvl>
+    <w:lvl w:ilvl="2">
+      <w:start w:val="1"/>
+      <w:numFmt w:val="decimal"/>
+      <w:lvlText w:val="%3."/>
+      <w:lvlJc w:val="left"/>
+      <w:pPr>
+        <w:tabs>
+          <w:tab w:val="num" w:pos="1440"/>
+        </w:tabs>
+        <w:ind w:left="1920" w:hanging="480"/>
+      </w:pPr>
+    </w:lvl>
+    <w:lvl w:ilvl="3">
+      <w:start w:val="1"/>
+      <w:numFmt w:val="decimal"/>
+      <w:lvlText w:val="%4."/>
+      <w:lvlJc w:val="left"/>
+      <w:pPr>
+        <w:tabs>
+          <w:tab w:val="num" w:pos="2160"/>
+        </w:tabs>
+        <w:ind w:left="2640" w:hanging="480"/>
+      </w:pPr>
+    </w:lvl>
+    <w:lvl w:ilvl="4">
+      <w:start w:val="1"/>
+      <w:numFmt w:val="decimal"/>
+      <w:lvlText w:val="%5."/>
+      <w:lvlJc w:val="left"/>
+      <w:pPr>
+        <w:tabs>
+          <w:tab w:val="num" w:pos="2880"/>
+        </w:tabs>
+        <w:ind w:left="3360" w:hanging="480"/>
+      </w:pPr>
+    </w:lvl>
+    <w:lvl w:ilvl="5">
+      <w:start w:val="1"/>
+      <w:numFmt w:val="decimal"/>
+      <w:lvlText w:val="%6."/>
+      <w:lvlJc w:val="left"/>
+      <w:pPr>
+        <w:tabs>
+          <w:tab w:val="num" w:pos="3600"/>
+        </w:tabs>
+        <w:ind w:left="4080" w:hanging="480"/>
+      </w:pPr>
+    </w:lvl>
+    <w:lvl w:ilvl="6">
+      <w:start w:val="1"/>
+      <w:numFmt w:val="decimal"/>
+      <w:lvlText w:val="%7."/>
+      <w:lvlJc w:val="left"/>
+      <w:pPr>
+        <w:tabs>
+          <w:tab w:val="num" w:pos="4320"/>
+        </w:tabs>
+        <w:ind w:left="4800" w:hanging="480"/>
+      </w:pPr>
+    </w:lvl>
+    <w:lvl w:ilvl="7">
+      <w:start w:val="1"/>
+      <w:numFmt w:val="decimal"/>
+      <w:lvlText w:val="%8."/>
+      <w:lvlJc w:val="left"/>
+      <w:pPr>
+        <w:tabs>
+          <w:tab w:val="num" w:pos="5040"/>
+        </w:tabs>
+        <w:ind w:left="5520" w:hanging="480"/>
+      </w:pPr>
+    </w:lvl>
+    <w:lvl w:ilvl="8">
+      <w:start w:val="1"/>
+      <w:numFmt w:val="decimal"/>
+      <w:lvlText w:val="%9."/>
+      <w:lvlJc w:val="left"/>
+      <w:pPr>
+        <w:tabs>
+          <w:tab w:val="num" w:pos="5760"/>
+        </w:tabs>
+        <w:ind w:left="6240" w:hanging="480"/>
+      </w:pPr>
+    </w:lvl>
+  </w:abstractNum>
   <w:num w:numId="1000">
     <w:abstractNumId w:val="990"/>
+  </w:num>
+  <w:num w:numId="1001">
+    <w:abstractNumId w:val="99411"/>
+    <w:lvlOverride w:ilvl="0">
+      <w:startOverride w:val="1"/>
+    </w:lvlOverride>
+    <w:lvlOverride w:ilvl="1">
+      <w:startOverride w:val="1"/>
+    </w:lvlOverride>
+    <w:lvlOverride w:ilvl="2">
+      <w:startOverride w:val="1"/>
+    </w:lvlOverride>
+    <w:lvlOverride w:ilvl="3">
+      <w:startOverride w:val="1"/>
+    </w:lvlOverride>
+    <w:lvlOverride w:ilvl="4">
+      <w:startOverride w:val="1"/>
+    </w:lvlOverride>
+    <w:lvlOverride w:ilvl="5">
+      <w:startOverride w:val="1"/>
+    </w:lvlOverride>
+    <w:lvlOverride w:ilvl="6">
+      <w:startOverride w:val="1"/>
+    </w:lvlOverride>
+    <w:lvlOverride w:ilvl="7">
+      <w:startOverride w:val="1"/>
+    </w:lvlOverride>
+    <w:lvlOverride w:ilvl="8">
+      <w:startOverride w:val="1"/>
+    </w:lvlOverride>
   </w:num>
 </w:numbering>
 </file>
